--- a/50189_DHLab_Address_Label.docx
+++ b/50189_DHLab_Address_Label.docx
@@ -146,7 +146,7 @@
  
                  < P h o n e N o _ C o m p a n y I n f o > P h o n e N o _ C o m p a n y I n f o < / P h o n e N o _ C o m p a n y I n f o >   
-                 < P i c t u r e _ C o m p a n y I n f o > P i c t u r e _ C o m p a n y I n f o < / P i c t u r e _ C o m p a n y I n f o > +                 < P i c t u r e _ C o m p a n y I n f o   / >   
                  < P o s t C o d e _ C o m p a n y I n f o > P o s t C o d e _ C o m p a n y I n f o < / P o s t C o d e _ C o m p a n y I n f o >   
